--- a/uploads/Proposta/Proposta_SOCESP_.docx
+++ b/uploads/Proposta/Proposta_SOCESP_.docx
@@ -333,7 +333,7 @@
                 <w:szCs w:val="24"/>
                 <w:u w:val="single"/>
               </w:rPr>
-              <w:t xml:space="preserve">HALL  A, HALL  B</w:t>
+              <w:t xml:space="preserve">HALL  C</w:t>
             </w:r>
           </w:p>
         </w:tc>
@@ -389,7 +389,7 @@
                 <w:szCs w:val="24"/>
                 <w:u w:val="single"/>
               </w:rPr>
-              <w:t xml:space="preserve">31/05/2026 ATÉ: 31/05/2026</w:t>
+              <w:t xml:space="preserve">23/05/2027 ATÉ: 23/05/2027</w:t>
             </w:r>
           </w:p>
         </w:tc>
@@ -445,7 +445,7 @@
                 <w:szCs w:val="24"/>
                 <w:u w:val="single"/>
               </w:rPr>
-              <w:t xml:space="preserve">01/06/2026 ATÉ: 03/06/2026</w:t>
+              <w:t xml:space="preserve">24/05/2027 ATÉ: 26/05/2027</w:t>
             </w:r>
           </w:p>
         </w:tc>
@@ -501,7 +501,7 @@
                 <w:szCs w:val="24"/>
                 <w:u w:val="single"/>
               </w:rPr>
-              <w:t xml:space="preserve">04/06/2026 ATÉ: 06/06/2026</w:t>
+              <w:t xml:space="preserve">27/05/2027 ATÉ: 29/05/2027</w:t>
             </w:r>
           </w:p>
         </w:tc>
@@ -564,7 +564,7 @@
                 <w:szCs w:val="24"/>
                 <w:u w:val="single"/>
               </w:rPr>
-              <w:t xml:space="preserve">07/06/2026 ATÉ: 07/06/2026</w:t>
+              <w:t xml:space="preserve">30/05/2027 ATÉ: 30/05/2027</w:t>
             </w:r>
           </w:p>
         </w:tc>
@@ -660,11 +660,33 @@
             <w:br/>
             <w:t xml:space="preserve"/>
             <w:br/>
-            <w:t xml:space="preserve">• 1 Analista De Projetos, 90 Diária(s), de: 03/03/2025 até: 31/05/2025</w:t>
+            <w:t xml:space="preserve">• 1 Sistema AnáLise De Projetos, 1 Diária(s), de: 24/05/2027 até: 24/05/2027</w:t>
             <w:br/>
             <w:t xml:space="preserve"/>
             <w:br/>
-            <w:t xml:space="preserve">• 1 Sistema AnáLise De Projetos, 1 Diária(s), de: 31/05/2026 até: 31/05/2026</w:t>
+            <w:t xml:space="preserve">• 1 Analista De Projetos, 90 Diária(s), de: 01/03/2027 até: 29/05/2027</w:t>
+            <w:br/>
+            <w:t xml:space="preserve"/>
+            <w:br/>
+            <w:t xml:space="preserve">1 </w:t>
+            <w:br/>
+            <w:t xml:space="preserve"/>
+            <w:br/>
+            <w:t xml:space="preserve"/>
+          </w:r>
+          <w:r>
+            <w:rPr>
+              <w:b/>
+              <w:i/>
+              <w:rFonts w:ascii="Abel" w:hAnsi="Abel" w:cs="Abel"/>
+            </w:rPr>
+            <w:t xml:space="preserve">ANALISTA DE PROJETOS</w:t>
+          </w:r>
+          <w:r>
+            <w:rPr>
+              <w:rFonts w:ascii="Abel" w:hAnsi="Abel" w:cs="Abel"/>
+            </w:rPr>
+            <w:t xml:space="preserve"/>
           </w:r>
         </w:t>
       </w:r>
@@ -994,7 +1016,7 @@
           <w:sz w:val="24"/>
           <w:szCs w:val="24"/>
         </w:rPr>
-        <w:t xml:space="preserve">• 2 Fiscal Diurno, (DEPÓSITO), 8 Diária(s), de: 31/05/2025 até: 07/06/2025</w:t>
+        <w:t xml:space="preserve">• 2 Atendente De Caex -Mono, (2), 2 Diária(s), de: 26/05/2027 até: 27/05/2027</w:t>
       </w:r>
     </w:p>
     <w:p>
@@ -1014,7 +1036,7 @@
           <w:sz w:val="24"/>
           <w:szCs w:val="24"/>
         </w:rPr>
-        <w:t xml:space="preserve">• 1 Coordenador Operacional 1, (MARCAÇÃO), 1 Diária(s), de: 31/05/2026 até: 31/05/2026</w:t>
+        <w:t xml:space="preserve">• 2 Atendimento Operacional PavilhãO - Mono, (DEPÓSITO), 8 Diária(s), de: 23/05/2027 até: 30/05/2027</w:t>
       </w:r>
     </w:p>
     <w:p>
@@ -1034,7 +1056,7 @@
           <w:sz w:val="24"/>
           <w:szCs w:val="24"/>
         </w:rPr>
-        <w:t xml:space="preserve">• 6 Ajudante De MarcaçãO, 1 Diária(s), de: 31/05/2026 até: 31/05/2026</w:t>
+        <w:t xml:space="preserve">• 1 TéCnico De Ti, (DESMONTAGEM), 1 Diária(s), de: 29/05/2027 até: 29/05/2027</w:t>
       </w:r>
     </w:p>
     <w:p>
@@ -1054,7 +1076,7 @@
           <w:sz w:val="24"/>
           <w:szCs w:val="24"/>
         </w:rPr>
-        <w:t xml:space="preserve">• 2 Atendente De Caex -Mono, 6 Diária(s), de: 01/06/2026 até: 06/06/2026</w:t>
+        <w:t xml:space="preserve">• 1 Fiscal Noturno, (EXTRA), 4 Diária(s), de: 26/05/2027 até: 29/05/2027</w:t>
       </w:r>
     </w:p>
     <w:p>
@@ -1074,7 +1096,7 @@
           <w:sz w:val="24"/>
           <w:szCs w:val="24"/>
         </w:rPr>
-        <w:t xml:space="preserve">• 2 Atendente De Caex -Mono, 2 Diária(s), de: 03/06/2026 até: 04/06/2026</w:t>
+        <w:t xml:space="preserve">• 1 Coordenador Operacional 1, (GERENTE), 8 Diária(s), de: 23/05/2027 até: 30/05/2027</w:t>
       </w:r>
     </w:p>
     <w:p>
@@ -1094,7 +1116,7 @@
           <w:sz w:val="24"/>
           <w:szCs w:val="24"/>
         </w:rPr>
-        <w:t xml:space="preserve">• 1 Coordenador De Atendimento - EscritóRio Ja, 90 Diária(s), de: 03/03/2026 até: 31/05/2026</w:t>
+        <w:t xml:space="preserve">• 1 Fiscal Diurno, (INFRA), 6 Diária(s), de: 24/05/2027 até: 29/05/2027</w:t>
       </w:r>
     </w:p>
     <w:p>
@@ -1114,7 +1136,7 @@
           <w:sz w:val="24"/>
           <w:szCs w:val="24"/>
         </w:rPr>
-        <w:t xml:space="preserve">• 1 Coordenador De Caex, 6 Diária(s), de: 01/06/2026 até: 06/06/2026</w:t>
+        <w:t xml:space="preserve">• 1 Analista De Projetos - PavilhãO, (KLEBER), 6 Diária(s), de: 24/05/2026 até: 29/05/2026</w:t>
       </w:r>
     </w:p>
     <w:p>
@@ -1134,7 +1156,7 @@
           <w:sz w:val="24"/>
           <w:szCs w:val="24"/>
         </w:rPr>
-        <w:t xml:space="preserve">• 1 Coordenador De ServiçOs, 7 Diária(s), de: 01/06/2025 até: 07/06/2025</w:t>
+        <w:t xml:space="preserve">• 1 Coordenador Operacional 1, (MARCAÇÃO), 1 Diária(s), de: 23/05/2027 até: 23/05/2027</w:t>
       </w:r>
     </w:p>
     <w:p>
@@ -1154,7 +1176,7 @@
           <w:sz w:val="24"/>
           <w:szCs w:val="24"/>
         </w:rPr>
-        <w:t xml:space="preserve">• 1 Coordenador Operacional 1, 7 Diária(s), de: 01/06/2026 até: 07/06/2026</w:t>
+        <w:t xml:space="preserve">• 1 TéCnico De Ti, (MONTAGEM), 1 Diária(s), de: 24/05/2027 até: 24/05/2027</w:t>
       </w:r>
     </w:p>
     <w:p>
@@ -1174,7 +1196,7 @@
           <w:sz w:val="24"/>
           <w:szCs w:val="24"/>
         </w:rPr>
-        <w:t xml:space="preserve">• 1 Fiscal Noturno, 7 Diária(s), de: 01/06/2025 até: 07/06/2025</w:t>
+        <w:t xml:space="preserve">• 2 Atendente De Caex -Mono, 6 Diária(s), de: 24/05/2027 até: 29/05/2027</w:t>
       </w:r>
     </w:p>
     <w:p>
@@ -1194,7 +1216,7 @@
           <w:sz w:val="24"/>
           <w:szCs w:val="24"/>
         </w:rPr>
-        <w:t xml:space="preserve">• 1 Sistema De Caex, 1 Diária(s), de: 31/05/2026 até: 31/05/2026</w:t>
+        <w:t xml:space="preserve">• 1 Coordenador De Atendimento - EscritóRio Ja, 90 Diária(s), de: 23/02/2027 até: 23/05/2027</w:t>
       </w:r>
     </w:p>
     <w:p>
@@ -1214,25 +1236,7 @@
           <w:sz w:val="24"/>
           <w:szCs w:val="24"/>
         </w:rPr>
-        <w:t xml:space="preserve"/>
-      </w:r>
-    </w:p>
-    <w:p>
-      <w:pPr>
-        <w:spacing w:line="285" w:lineRule="atLeast"/>
-        <w:rPr>
-          <w:rFonts w:ascii="Abel" w:hAnsi="Abel"/>
-          <w:sz w:val="24"/>
-          <w:szCs w:val="24"/>
-        </w:rPr>
-      </w:pPr>
-      <w:r>
-        <w:rPr>
-          <w:rFonts w:ascii="Abel" w:hAnsi="Abel"/>
-          <w:sz w:val="24"/>
-          <w:szCs w:val="24"/>
-        </w:rPr>
-        <w:t xml:space="preserve"/>
+        <w:t xml:space="preserve">• 1 Coordenador De Caex, 6 Diária(s), de: 24/05/2027 até: 29/05/2027</w:t>
       </w:r>
     </w:p>
     <w:p>
@@ -1246,6 +1250,14 @@
           <w:szCs w:val="24"/>
         </w:rPr>
       </w:pPr>
+      <w:r>
+        <w:rPr>
+          <w:rFonts w:ascii="Abel" w:hAnsi="Abel"/>
+          <w:sz w:val="24"/>
+          <w:szCs w:val="24"/>
+        </w:rPr>
+        <w:t xml:space="preserve">• 1 Coordenador De ServiçOs, 8 Diária(s), de: 23/05/2027 até: 30/05/2027</w:t>
+      </w:r>
     </w:p>
     <w:p>
       <w:pPr>
@@ -1264,141 +1276,90 @@
           <w:sz w:val="24"/>
           <w:szCs w:val="24"/>
         </w:rPr>
-        <w:t xml:space="preserve"/>
+        <w:t xml:space="preserve">• 6 Fiscal De MarcaçãO, 1 Diária(s), de: 23/05/2027 até: 23/05/2027</w:t>
       </w:r>
-    </w:p>
-    <w:p>
-      <w:pPr>
-        <w:rPr>
-          <w:rFonts w:ascii="Abel" w:hAnsi="Abel"/>
-          <w:sz w:val="24"/>
-          <w:szCs w:val="24"/>
-        </w:rPr>
-      </w:pPr>
-    </w:p>
-    <w:p>
-      <w:pPr>
-        <w:rPr>
-          <w:rFonts w:ascii="Abel" w:hAnsi="Abel"/>
-          <w:sz w:val="24"/>
-          <w:szCs w:val="24"/>
-        </w:rPr>
-      </w:pPr>
-    </w:p>
-    <w:p>
-      <w:pPr>
-        <w:rPr>
-          <w:rFonts w:ascii="Abel" w:hAnsi="Abel"/>
-          <w:sz w:val="24"/>
-          <w:szCs w:val="24"/>
-        </w:rPr>
-      </w:pPr>
-    </w:p>
-    <w:p>
-      <w:pPr>
-        <w:rPr>
-          <w:rFonts w:ascii="Abel" w:hAnsi="Abel"/>
-          <w:sz w:val="24"/>
-          <w:szCs w:val="24"/>
-        </w:rPr>
-      </w:pPr>
-    </w:p>
-    <w:p>
-      <w:pPr>
-        <w:rPr>
-          <w:rFonts w:ascii="Abel" w:hAnsi="Abel"/>
-          <w:sz w:val="24"/>
-          <w:szCs w:val="24"/>
-        </w:rPr>
-      </w:pPr>
-    </w:p>
-    <w:p>
-      <w:pPr>
-        <w:rPr>
-          <w:rFonts w:ascii="Abel" w:hAnsi="Abel"/>
-          <w:sz w:val="24"/>
-          <w:szCs w:val="24"/>
-        </w:rPr>
-      </w:pPr>
-    </w:p>
-    <w:p>
-      <w:pPr>
-        <w:rPr>
-          <w:rFonts w:ascii="Abel" w:hAnsi="Abel"/>
-          <w:sz w:val="24"/>
-          <w:szCs w:val="24"/>
-        </w:rPr>
-      </w:pPr>
-    </w:p>
-    <w:p>
-      <w:pPr>
-        <w:rPr>
-          <w:rFonts w:ascii="Abel" w:hAnsi="Abel"/>
-          <w:sz w:val="24"/>
-          <w:szCs w:val="24"/>
-        </w:rPr>
-      </w:pPr>
-    </w:p>
-    <w:p>
-      <w:pPr>
-        <w:rPr>
-          <w:rFonts w:ascii="Abel" w:hAnsi="Abel"/>
-          <w:sz w:val="24"/>
-          <w:szCs w:val="24"/>
-        </w:rPr>
-      </w:pPr>
-    </w:p>
-    <w:p>
-      <w:pPr>
-        <w:rPr>
-          <w:rFonts w:ascii="Abel" w:hAnsi="Abel"/>
-          <w:sz w:val="24"/>
-          <w:szCs w:val="24"/>
-        </w:rPr>
-      </w:pPr>
-    </w:p>
-    <w:p>
-      <w:pPr>
-        <w:rPr>
-          <w:rFonts w:ascii="Abel" w:hAnsi="Abel"/>
-          <w:sz w:val="24"/>
-          <w:szCs w:val="24"/>
-        </w:rPr>
-      </w:pPr>
-    </w:p>
-    <w:p>
-      <w:pPr>
-        <w:rPr>
-          <w:rFonts w:ascii="Abel" w:hAnsi="Abel"/>
-          <w:sz w:val="24"/>
-          <w:szCs w:val="24"/>
-        </w:rPr>
-      </w:pPr>
-    </w:p>
-    <w:p>
-      <w:pPr>
-        <w:pStyle w:val="PargrafodaLista"/>
-        <w:spacing w:line="285" w:lineRule="atLeast"/>
-        <w:ind w:left="1065"/>
-        <w:rPr>
-          <w:rFonts w:ascii="Abel" w:hAnsi="Abel"/>
-          <w:sz w:val="24"/>
-          <w:szCs w:val="24"/>
-        </w:rPr>
-      </w:pPr>
-    </w:p>
-    <w:p>
-      <w:pPr>
-        <w:pStyle w:val="PargrafodaLista"/>
-        <w:spacing w:line="285" w:lineRule="atLeast"/>
-        <w:ind w:left="1065"/>
-      </w:pPr>
     </w:p>
     <w:p>
       <w:pPr>
         <w:pStyle w:val="PargrafodaLista"/>
         <w:spacing w:line="285" w:lineRule="atLeast"/>
         <w:ind w:left="0"/>
+        <w:rPr>
+          <w:rFonts w:ascii="Abel" w:hAnsi="Abel"/>
+          <w:sz w:val="24"/>
+          <w:szCs w:val="24"/>
+        </w:rPr>
+      </w:pPr>
+      <w:r>
+        <w:rPr>
+          <w:rFonts w:ascii="Abel" w:hAnsi="Abel"/>
+          <w:sz w:val="24"/>
+          <w:szCs w:val="24"/>
+        </w:rPr>
+        <w:t xml:space="preserve">• 3 Fiscal Diurno, 8 Diária(s), de: 23/05/2027 até: 30/05/2027</w:t>
+      </w:r>
+    </w:p>
+    <w:p>
+      <w:pPr>
+        <w:pStyle w:val="PargrafodaLista"/>
+        <w:spacing w:line="285" w:lineRule="atLeast"/>
+        <w:ind w:left="0"/>
+        <w:rPr>
+          <w:rFonts w:ascii="Abel" w:hAnsi="Abel"/>
+          <w:sz w:val="24"/>
+          <w:szCs w:val="24"/>
+        </w:rPr>
+      </w:pPr>
+      <w:r>
+        <w:rPr>
+          <w:rFonts w:ascii="Abel" w:hAnsi="Abel"/>
+          <w:sz w:val="24"/>
+          <w:szCs w:val="24"/>
+        </w:rPr>
+        <w:t xml:space="preserve">• 1 Fiscal Noturno, 7 Diária(s), de: 23/05/2027 até: 29/05/2027</w:t>
+      </w:r>
+    </w:p>
+    <w:p>
+      <w:pPr>
+        <w:pStyle w:val="PargrafodaLista"/>
+        <w:spacing w:line="285" w:lineRule="atLeast"/>
+        <w:ind w:left="0"/>
+        <w:rPr>
+          <w:rFonts w:ascii="Abel" w:hAnsi="Abel"/>
+          <w:sz w:val="24"/>
+          <w:szCs w:val="24"/>
+        </w:rPr>
+      </w:pPr>
+      <w:r>
+        <w:rPr>
+          <w:rFonts w:ascii="Abel" w:hAnsi="Abel"/>
+          <w:sz w:val="24"/>
+          <w:szCs w:val="24"/>
+        </w:rPr>
+        <w:t xml:space="preserve"/>
+      </w:r>
+    </w:p>
+    <w:p>
+      <w:pPr>
+        <w:spacing w:line="285" w:lineRule="atLeast"/>
+        <w:rPr>
+          <w:rFonts w:ascii="Abel" w:hAnsi="Abel"/>
+          <w:sz w:val="24"/>
+          <w:szCs w:val="24"/>
+        </w:rPr>
+      </w:pPr>
+      <w:r>
+        <w:rPr>
+          <w:rFonts w:ascii="Abel" w:hAnsi="Abel"/>
+          <w:sz w:val="24"/>
+          <w:szCs w:val="24"/>
+        </w:rPr>
+        <w:t xml:space="preserve"/>
+      </w:r>
+    </w:p>
+    <w:p>
+      <w:pPr>
+        <w:spacing w:line="285" w:lineRule="atLeast"/>
         <w:rPr>
           <w:rFonts w:ascii="Abel" w:hAnsi="Abel"/>
           <w:b/>
@@ -1419,6 +1380,280 @@
           <w:sz w:val="24"/>
           <w:szCs w:val="24"/>
         </w:rPr>
+        <w:t xml:space="preserve">
+          <w:r>
+            <w:rPr>
+              <w:b/>
+              <w:i/>
+              <w:rFonts w:ascii="Abel" w:hAnsi="Abel" w:cs="Abel"/>
+            </w:rPr>
+            <w:t xml:space="preserve">EQUIPAMENTO(S)</w:t>
+          </w:r>
+        </w:t>
+      </w:r>
+    </w:p>
+    <w:p>
+      <w:pPr>
+        <w:pStyle w:val="PargrafodaLista"/>
+        <w:spacing w:line="285" w:lineRule="atLeast"/>
+        <w:ind w:left="0"/>
+        <w:rPr>
+          <w:rFonts w:ascii="Abel" w:hAnsi="Abel"/>
+          <w:sz w:val="24"/>
+          <w:szCs w:val="24"/>
+        </w:rPr>
+      </w:pPr>
+      <w:r>
+        <w:rPr>
+          <w:rFonts w:ascii="Abel" w:hAnsi="Abel"/>
+          <w:sz w:val="24"/>
+          <w:szCs w:val="24"/>
+        </w:rPr>
+        <w:t xml:space="preserve">• 1 Impressora Multifuncional, 6 Diária(s), de: 24/05/2027 até: 29/05/2027</w:t>
+      </w:r>
+    </w:p>
+    <w:p>
+      <w:pPr>
+        <w:pStyle w:val="PargrafodaLista"/>
+        <w:spacing w:line="285" w:lineRule="atLeast"/>
+        <w:ind w:left="0"/>
+        <w:rPr>
+          <w:rFonts w:ascii="Abel" w:hAnsi="Abel"/>
+          <w:sz w:val="24"/>
+          <w:szCs w:val="24"/>
+        </w:rPr>
+      </w:pPr>
+      <w:r>
+        <w:rPr>
+          <w:rFonts w:ascii="Abel" w:hAnsi="Abel"/>
+          <w:sz w:val="24"/>
+          <w:szCs w:val="24"/>
+        </w:rPr>
+        <w:t xml:space="preserve">• 4 Notebook E Impressora De Etiquetas, 6 Diária(s), de: 24/05/2027 até: 29/05/2027</w:t>
+      </w:r>
+    </w:p>
+    <w:p>
+      <w:pPr>
+        <w:pStyle w:val="PargrafodaLista"/>
+        <w:spacing w:line="285" w:lineRule="atLeast"/>
+        <w:ind w:left="0"/>
+        <w:rPr>
+          <w:rFonts w:ascii="Abel" w:hAnsi="Abel"/>
+          <w:sz w:val="24"/>
+          <w:szCs w:val="24"/>
+        </w:rPr>
+      </w:pPr>
+      <w:r>
+        <w:rPr>
+          <w:rFonts w:ascii="Abel" w:hAnsi="Abel"/>
+          <w:sz w:val="24"/>
+          <w:szCs w:val="24"/>
+        </w:rPr>
+        <w:t xml:space="preserve"/>
+      </w:r>
+    </w:p>
+    <w:p>
+      <w:pPr>
+        <w:spacing w:line="285" w:lineRule="atLeast"/>
+        <w:rPr>
+          <w:rFonts w:ascii="Abel" w:hAnsi="Abel"/>
+          <w:sz w:val="24"/>
+          <w:szCs w:val="24"/>
+        </w:rPr>
+      </w:pPr>
+      <w:r>
+        <w:rPr>
+          <w:rFonts w:ascii="Abel" w:hAnsi="Abel"/>
+          <w:sz w:val="24"/>
+          <w:szCs w:val="24"/>
+        </w:rPr>
+        <w:t xml:space="preserve"/>
+      </w:r>
+    </w:p>
+    <w:p>
+      <w:pPr>
+        <w:pStyle w:val="PargrafodaLista"/>
+        <w:spacing w:line="285" w:lineRule="atLeast"/>
+        <w:ind w:left="0"/>
+        <w:rPr>
+          <w:rFonts w:ascii="Abel" w:hAnsi="Abel"/>
+          <w:sz w:val="24"/>
+          <w:szCs w:val="24"/>
+        </w:rPr>
+      </w:pPr>
+    </w:p>
+    <w:p>
+      <w:pPr>
+        <w:pStyle w:val="PargrafodaLista"/>
+        <w:spacing w:line="285" w:lineRule="atLeast"/>
+        <w:ind w:left="0"/>
+        <w:rPr>
+          <w:rFonts w:ascii="Abel" w:hAnsi="Abel"/>
+          <w:sz w:val="24"/>
+          <w:szCs w:val="24"/>
+        </w:rPr>
+      </w:pPr>
+      <w:r>
+        <w:rPr>
+          <w:rFonts w:ascii="Abel" w:hAnsi="Abel"/>
+          <w:sz w:val="24"/>
+          <w:szCs w:val="24"/>
+        </w:rPr>
+        <w:t xml:space="preserve"/>
+      </w:r>
+    </w:p>
+    <w:p>
+      <w:pPr>
+        <w:rPr>
+          <w:rFonts w:ascii="Abel" w:hAnsi="Abel"/>
+          <w:sz w:val="24"/>
+          <w:szCs w:val="24"/>
+        </w:rPr>
+      </w:pPr>
+    </w:p>
+    <w:p>
+      <w:pPr>
+        <w:rPr>
+          <w:rFonts w:ascii="Abel" w:hAnsi="Abel"/>
+          <w:sz w:val="24"/>
+          <w:szCs w:val="24"/>
+        </w:rPr>
+      </w:pPr>
+    </w:p>
+    <w:p>
+      <w:pPr>
+        <w:rPr>
+          <w:rFonts w:ascii="Abel" w:hAnsi="Abel"/>
+          <w:sz w:val="24"/>
+          <w:szCs w:val="24"/>
+        </w:rPr>
+      </w:pPr>
+    </w:p>
+    <w:p>
+      <w:pPr>
+        <w:rPr>
+          <w:rFonts w:ascii="Abel" w:hAnsi="Abel"/>
+          <w:sz w:val="24"/>
+          <w:szCs w:val="24"/>
+        </w:rPr>
+      </w:pPr>
+    </w:p>
+    <w:p>
+      <w:pPr>
+        <w:rPr>
+          <w:rFonts w:ascii="Abel" w:hAnsi="Abel"/>
+          <w:sz w:val="24"/>
+          <w:szCs w:val="24"/>
+        </w:rPr>
+      </w:pPr>
+    </w:p>
+    <w:p>
+      <w:pPr>
+        <w:rPr>
+          <w:rFonts w:ascii="Abel" w:hAnsi="Abel"/>
+          <w:sz w:val="24"/>
+          <w:szCs w:val="24"/>
+        </w:rPr>
+      </w:pPr>
+    </w:p>
+    <w:p>
+      <w:pPr>
+        <w:rPr>
+          <w:rFonts w:ascii="Abel" w:hAnsi="Abel"/>
+          <w:sz w:val="24"/>
+          <w:szCs w:val="24"/>
+        </w:rPr>
+      </w:pPr>
+    </w:p>
+    <w:p>
+      <w:pPr>
+        <w:rPr>
+          <w:rFonts w:ascii="Abel" w:hAnsi="Abel"/>
+          <w:sz w:val="24"/>
+          <w:szCs w:val="24"/>
+        </w:rPr>
+      </w:pPr>
+    </w:p>
+    <w:p>
+      <w:pPr>
+        <w:rPr>
+          <w:rFonts w:ascii="Abel" w:hAnsi="Abel"/>
+          <w:sz w:val="24"/>
+          <w:szCs w:val="24"/>
+        </w:rPr>
+      </w:pPr>
+    </w:p>
+    <w:p>
+      <w:pPr>
+        <w:rPr>
+          <w:rFonts w:ascii="Abel" w:hAnsi="Abel"/>
+          <w:sz w:val="24"/>
+          <w:szCs w:val="24"/>
+        </w:rPr>
+      </w:pPr>
+    </w:p>
+    <w:p>
+      <w:pPr>
+        <w:rPr>
+          <w:rFonts w:ascii="Abel" w:hAnsi="Abel"/>
+          <w:sz w:val="24"/>
+          <w:szCs w:val="24"/>
+        </w:rPr>
+      </w:pPr>
+    </w:p>
+    <w:p>
+      <w:pPr>
+        <w:rPr>
+          <w:rFonts w:ascii="Abel" w:hAnsi="Abel"/>
+          <w:sz w:val="24"/>
+          <w:szCs w:val="24"/>
+        </w:rPr>
+      </w:pPr>
+    </w:p>
+    <w:p>
+      <w:pPr>
+        <w:pStyle w:val="PargrafodaLista"/>
+        <w:spacing w:line="285" w:lineRule="atLeast"/>
+        <w:ind w:left="1065"/>
+        <w:rPr>
+          <w:rFonts w:ascii="Abel" w:hAnsi="Abel"/>
+          <w:sz w:val="24"/>
+          <w:szCs w:val="24"/>
+        </w:rPr>
+      </w:pPr>
+    </w:p>
+    <w:p>
+      <w:pPr>
+        <w:pStyle w:val="PargrafodaLista"/>
+        <w:spacing w:line="285" w:lineRule="atLeast"/>
+        <w:ind w:left="1065"/>
+      </w:pPr>
+    </w:p>
+    <w:p>
+      <w:pPr>
+        <w:pStyle w:val="PargrafodaLista"/>
+        <w:spacing w:line="285" w:lineRule="atLeast"/>
+        <w:ind w:left="0"/>
+        <w:rPr>
+          <w:rFonts w:ascii="Abel" w:hAnsi="Abel"/>
+          <w:b/>
+          <w:bCs/>
+          <w:i/>
+          <w:iCs/>
+          <w:sz w:val="24"/>
+          <w:szCs w:val="24"/>
+        </w:rPr>
+      </w:pPr>
+      <w:r>
+        <w:rPr>
+          <w:rFonts w:ascii="Abel" w:hAnsi="Abel"/>
+          <w:b/>
+          <w:bCs/>
+          <w:i/>
+          <w:iCs/>
+          <w:sz w:val="24"/>
+          <w:szCs w:val="24"/>
+        </w:rPr>
         <w:lastRenderedPageBreak/>
         <w:t xml:space="preserve">INVESTIMENTO </w:t>
       </w:r>
@@ -1451,7 +1686,7 @@
           <w:sz w:val="24"/>
           <w:szCs w:val="24"/>
         </w:rPr>
-        <w:t xml:space="preserve">2026</w:t>
+        <w:t xml:space="preserve">2027</w:t>
       </w:r>
       <w:r>
         <w:rPr>
@@ -1469,7 +1704,7 @@
           <w:sz w:val="24"/>
           <w:szCs w:val="24"/>
         </w:rPr>
-        <w:t xml:space="preserve">R$ 105.145,51</w:t>
+        <w:t xml:space="preserve">R$ 144.385,36</w:t>
       </w:r>
       <w:r>
         <w:rPr>
@@ -1648,7 +1883,7 @@
           <w:i/>
           <w:iCs/>
         </w:rPr>
-        <w:t xml:space="preserve">10/02/2026</w:t>
+        <w:t xml:space="preserve">24/07/2026</w:t>
       </w:r>
     </w:p>
     <w:p>

--- a/uploads/Proposta/Proposta_SOCESP_.docx
+++ b/uploads/Proposta/Proposta_SOCESP_.docx
@@ -1016,7 +1016,7 @@
           <w:sz w:val="24"/>
           <w:szCs w:val="24"/>
         </w:rPr>
-        <w:t xml:space="preserve">• 2 Atendente De Caex -Mono, (2), 2 Diária(s), de: 26/05/2027 até: 27/05/2027</w:t>
+        <w:t xml:space="preserve">• 1 Sistema De Caex, (1), 1 Diária(s), de: 22/02/2027 até: 22/02/2027</w:t>
       </w:r>
     </w:p>
     <w:p>
@@ -1036,7 +1036,7 @@
           <w:sz w:val="24"/>
           <w:szCs w:val="24"/>
         </w:rPr>
-        <w:t xml:space="preserve">• 2 Atendimento Operacional PavilhãO - Mono, (DEPÓSITO), 8 Diária(s), de: 23/05/2027 até: 30/05/2027</w:t>
+        <w:t xml:space="preserve">• 2 Atendente De Caex -Mono, (2), 2 Diária(s), de: 26/05/2027 até: 27/05/2027</w:t>
       </w:r>
     </w:p>
     <w:p>
@@ -1056,7 +1056,7 @@
           <w:sz w:val="24"/>
           <w:szCs w:val="24"/>
         </w:rPr>
-        <w:t xml:space="preserve">• 1 TéCnico De Ti, (DESMONTAGEM), 1 Diária(s), de: 29/05/2027 até: 29/05/2027</w:t>
+        <w:t xml:space="preserve">• 2 Atendimento Operacional PavilhãO - Mono, (DEPÓSITO), 8 Diária(s), de: 23/05/2027 até: 30/05/2027</w:t>
       </w:r>
     </w:p>
     <w:p>
@@ -1136,7 +1136,7 @@
           <w:sz w:val="24"/>
           <w:szCs w:val="24"/>
         </w:rPr>
-        <w:t xml:space="preserve">• 1 Analista De Projetos - PavilhãO, (KLEBER), 6 Diária(s), de: 24/05/2026 até: 29/05/2026</w:t>
+        <w:t xml:space="preserve">• 1 Coordenador Operacional 1, (MARCAÇÃO), 1 Diária(s), de: 23/05/2027 até: 23/05/2027</w:t>
       </w:r>
     </w:p>
     <w:p>
@@ -1156,7 +1156,7 @@
           <w:sz w:val="24"/>
           <w:szCs w:val="24"/>
         </w:rPr>
-        <w:t xml:space="preserve">• 1 Coordenador Operacional 1, (MARCAÇÃO), 1 Diária(s), de: 23/05/2027 até: 23/05/2027</w:t>
+        <w:t xml:space="preserve">• 2 Atendente De Caex -Mono, 6 Diária(s), de: 24/05/2027 até: 29/05/2027</w:t>
       </w:r>
     </w:p>
     <w:p>
@@ -1176,7 +1176,7 @@
           <w:sz w:val="24"/>
           <w:szCs w:val="24"/>
         </w:rPr>
-        <w:t xml:space="preserve">• 1 TéCnico De Ti, (MONTAGEM), 1 Diária(s), de: 24/05/2027 até: 24/05/2027</w:t>
+        <w:t xml:space="preserve">• 1 Coordenador De Atendimento - EscritóRio Ja, 90 Diária(s), de: 23/02/2027 até: 23/05/2027</w:t>
       </w:r>
     </w:p>
     <w:p>
@@ -1196,7 +1196,7 @@
           <w:sz w:val="24"/>
           <w:szCs w:val="24"/>
         </w:rPr>
-        <w:t xml:space="preserve">• 2 Atendente De Caex -Mono, 6 Diária(s), de: 24/05/2027 até: 29/05/2027</w:t>
+        <w:t xml:space="preserve">• 1 Coordenador De Caex, 6 Diária(s), de: 24/05/2027 até: 29/05/2027</w:t>
       </w:r>
     </w:p>
     <w:p>
@@ -1216,7 +1216,7 @@
           <w:sz w:val="24"/>
           <w:szCs w:val="24"/>
         </w:rPr>
-        <w:t xml:space="preserve">• 1 Coordenador De Atendimento - EscritóRio Ja, 90 Diária(s), de: 23/02/2027 até: 23/05/2027</w:t>
+        <w:t xml:space="preserve">• 1 Coordenador De ServiçOs, 8 Diária(s), de: 23/05/2027 até: 30/05/2027</w:t>
       </w:r>
     </w:p>
     <w:p>
@@ -1236,7 +1236,7 @@
           <w:sz w:val="24"/>
           <w:szCs w:val="24"/>
         </w:rPr>
-        <w:t xml:space="preserve">• 1 Coordenador De Caex, 6 Diária(s), de: 24/05/2027 até: 29/05/2027</w:t>
+        <w:t xml:space="preserve">• 6 Fiscal De MarcaçãO, 1 Diária(s), de: 23/05/2027 até: 23/05/2027</w:t>
       </w:r>
     </w:p>
     <w:p>
@@ -1256,7 +1256,7 @@
           <w:sz w:val="24"/>
           <w:szCs w:val="24"/>
         </w:rPr>
-        <w:t xml:space="preserve">• 1 Coordenador De ServiçOs, 8 Diária(s), de: 23/05/2027 até: 30/05/2027</w:t>
+        <w:t xml:space="preserve">• 3 Fiscal Diurno, 8 Diária(s), de: 23/05/2027 até: 30/05/2027</w:t>
       </w:r>
     </w:p>
     <w:p>
@@ -1276,7 +1276,7 @@
           <w:sz w:val="24"/>
           <w:szCs w:val="24"/>
         </w:rPr>
-        <w:t xml:space="preserve">• 6 Fiscal De MarcaçãO, 1 Diária(s), de: 23/05/2027 até: 23/05/2027</w:t>
+        <w:t xml:space="preserve">• 1 Fiscal Noturno, 7 Diária(s), de: 23/05/2027 até: 29/05/2027</w:t>
       </w:r>
     </w:p>
     <w:p>
@@ -1296,7 +1296,25 @@
           <w:sz w:val="24"/>
           <w:szCs w:val="24"/>
         </w:rPr>
-        <w:t xml:space="preserve">• 3 Fiscal Diurno, 8 Diária(s), de: 23/05/2027 até: 30/05/2027</w:t>
+        <w:t xml:space="preserve"/>
+      </w:r>
+    </w:p>
+    <w:p>
+      <w:pPr>
+        <w:spacing w:line="285" w:lineRule="atLeast"/>
+        <w:rPr>
+          <w:rFonts w:ascii="Abel" w:hAnsi="Abel"/>
+          <w:sz w:val="24"/>
+          <w:szCs w:val="24"/>
+        </w:rPr>
+      </w:pPr>
+      <w:r>
+        <w:rPr>
+          <w:rFonts w:ascii="Abel" w:hAnsi="Abel"/>
+          <w:sz w:val="24"/>
+          <w:szCs w:val="24"/>
+        </w:rPr>
+        <w:t xml:space="preserve"/>
       </w:r>
     </w:p>
     <w:p>
@@ -1310,14 +1328,6 @@
           <w:szCs w:val="24"/>
         </w:rPr>
       </w:pPr>
-      <w:r>
-        <w:rPr>
-          <w:rFonts w:ascii="Abel" w:hAnsi="Abel"/>
-          <w:sz w:val="24"/>
-          <w:szCs w:val="24"/>
-        </w:rPr>
-        <w:t xml:space="preserve">• 1 Fiscal Noturno, 7 Diária(s), de: 23/05/2027 até: 29/05/2027</w:t>
-      </w:r>
     </w:p>
     <w:p>
       <w:pPr>
@@ -1341,25 +1351,136 @@
     </w:p>
     <w:p>
       <w:pPr>
+        <w:rPr>
+          <w:rFonts w:ascii="Abel" w:hAnsi="Abel"/>
+          <w:sz w:val="24"/>
+          <w:szCs w:val="24"/>
+        </w:rPr>
+      </w:pPr>
+    </w:p>
+    <w:p>
+      <w:pPr>
+        <w:rPr>
+          <w:rFonts w:ascii="Abel" w:hAnsi="Abel"/>
+          <w:sz w:val="24"/>
+          <w:szCs w:val="24"/>
+        </w:rPr>
+      </w:pPr>
+    </w:p>
+    <w:p>
+      <w:pPr>
+        <w:rPr>
+          <w:rFonts w:ascii="Abel" w:hAnsi="Abel"/>
+          <w:sz w:val="24"/>
+          <w:szCs w:val="24"/>
+        </w:rPr>
+      </w:pPr>
+    </w:p>
+    <w:p>
+      <w:pPr>
+        <w:rPr>
+          <w:rFonts w:ascii="Abel" w:hAnsi="Abel"/>
+          <w:sz w:val="24"/>
+          <w:szCs w:val="24"/>
+        </w:rPr>
+      </w:pPr>
+    </w:p>
+    <w:p>
+      <w:pPr>
+        <w:rPr>
+          <w:rFonts w:ascii="Abel" w:hAnsi="Abel"/>
+          <w:sz w:val="24"/>
+          <w:szCs w:val="24"/>
+        </w:rPr>
+      </w:pPr>
+    </w:p>
+    <w:p>
+      <w:pPr>
+        <w:rPr>
+          <w:rFonts w:ascii="Abel" w:hAnsi="Abel"/>
+          <w:sz w:val="24"/>
+          <w:szCs w:val="24"/>
+        </w:rPr>
+      </w:pPr>
+    </w:p>
+    <w:p>
+      <w:pPr>
+        <w:rPr>
+          <w:rFonts w:ascii="Abel" w:hAnsi="Abel"/>
+          <w:sz w:val="24"/>
+          <w:szCs w:val="24"/>
+        </w:rPr>
+      </w:pPr>
+    </w:p>
+    <w:p>
+      <w:pPr>
+        <w:rPr>
+          <w:rFonts w:ascii="Abel" w:hAnsi="Abel"/>
+          <w:sz w:val="24"/>
+          <w:szCs w:val="24"/>
+        </w:rPr>
+      </w:pPr>
+    </w:p>
+    <w:p>
+      <w:pPr>
+        <w:rPr>
+          <w:rFonts w:ascii="Abel" w:hAnsi="Abel"/>
+          <w:sz w:val="24"/>
+          <w:szCs w:val="24"/>
+        </w:rPr>
+      </w:pPr>
+    </w:p>
+    <w:p>
+      <w:pPr>
+        <w:rPr>
+          <w:rFonts w:ascii="Abel" w:hAnsi="Abel"/>
+          <w:sz w:val="24"/>
+          <w:szCs w:val="24"/>
+        </w:rPr>
+      </w:pPr>
+    </w:p>
+    <w:p>
+      <w:pPr>
+        <w:rPr>
+          <w:rFonts w:ascii="Abel" w:hAnsi="Abel"/>
+          <w:sz w:val="24"/>
+          <w:szCs w:val="24"/>
+        </w:rPr>
+      </w:pPr>
+    </w:p>
+    <w:p>
+      <w:pPr>
+        <w:rPr>
+          <w:rFonts w:ascii="Abel" w:hAnsi="Abel"/>
+          <w:sz w:val="24"/>
+          <w:szCs w:val="24"/>
+        </w:rPr>
+      </w:pPr>
+    </w:p>
+    <w:p>
+      <w:pPr>
+        <w:pStyle w:val="PargrafodaLista"/>
         <w:spacing w:line="285" w:lineRule="atLeast"/>
-        <w:rPr>
-          <w:rFonts w:ascii="Abel" w:hAnsi="Abel"/>
-          <w:sz w:val="24"/>
-          <w:szCs w:val="24"/>
-        </w:rPr>
-      </w:pPr>
-      <w:r>
-        <w:rPr>
-          <w:rFonts w:ascii="Abel" w:hAnsi="Abel"/>
-          <w:sz w:val="24"/>
-          <w:szCs w:val="24"/>
-        </w:rPr>
-        <w:t xml:space="preserve"/>
-      </w:r>
-    </w:p>
-    <w:p>
-      <w:pPr>
+        <w:ind w:left="1065"/>
+        <w:rPr>
+          <w:rFonts w:ascii="Abel" w:hAnsi="Abel"/>
+          <w:sz w:val="24"/>
+          <w:szCs w:val="24"/>
+        </w:rPr>
+      </w:pPr>
+    </w:p>
+    <w:p>
+      <w:pPr>
+        <w:pStyle w:val="PargrafodaLista"/>
         <w:spacing w:line="285" w:lineRule="atLeast"/>
+        <w:ind w:left="1065"/>
+      </w:pPr>
+    </w:p>
+    <w:p>
+      <w:pPr>
+        <w:pStyle w:val="PargrafodaLista"/>
+        <w:spacing w:line="285" w:lineRule="atLeast"/>
+        <w:ind w:left="0"/>
         <w:rPr>
           <w:rFonts w:ascii="Abel" w:hAnsi="Abel"/>
           <w:b/>
@@ -1380,23 +1501,16 @@
           <w:sz w:val="24"/>
           <w:szCs w:val="24"/>
         </w:rPr>
-        <w:t xml:space="preserve">
-          <w:r>
-            <w:rPr>
-              <w:b/>
-              <w:i/>
-              <w:rFonts w:ascii="Abel" w:hAnsi="Abel" w:cs="Abel"/>
-            </w:rPr>
-            <w:t xml:space="preserve">EQUIPAMENTO(S)</w:t>
-          </w:r>
-        </w:t>
+        <w:lastRenderedPageBreak/>
+        <w:t xml:space="preserve">INVESTIMENTO </w:t>
       </w:r>
     </w:p>
     <w:p>
       <w:pPr>
         <w:pStyle w:val="PargrafodaLista"/>
         <w:spacing w:line="285" w:lineRule="atLeast"/>
-        <w:ind w:left="0"/>
+        <w:ind w:left="708"/>
+        <w:jc w:val="both"/>
         <w:rPr>
           <w:rFonts w:ascii="Abel" w:hAnsi="Abel"/>
           <w:sz w:val="24"/>
@@ -1409,231 +1523,72 @@
           <w:sz w:val="24"/>
           <w:szCs w:val="24"/>
         </w:rPr>
-        <w:t xml:space="preserve">• 1 Impressora Multifuncional, 6 Diária(s), de: 24/05/2027 até: 29/05/2027</w:t>
+        <w:t xml:space="preserve">O valor para a execução desta proposta para </w:t>
       </w:r>
-    </w:p>
-    <w:p>
-      <w:pPr>
-        <w:pStyle w:val="PargrafodaLista"/>
-        <w:spacing w:line="285" w:lineRule="atLeast"/>
-        <w:ind w:left="0"/>
-        <w:rPr>
-          <w:rFonts w:ascii="Abel" w:hAnsi="Abel"/>
-          <w:sz w:val="24"/>
-          <w:szCs w:val="24"/>
-        </w:rPr>
-      </w:pPr>
       <w:r>
         <w:rPr>
           <w:rFonts w:ascii="Abel" w:hAnsi="Abel"/>
-          <w:sz w:val="24"/>
-          <w:szCs w:val="24"/>
-        </w:rPr>
-        <w:t xml:space="preserve">• 4 Notebook E Impressora De Etiquetas, 6 Diária(s), de: 24/05/2027 até: 29/05/2027</w:t>
+          <w:b/>
+          <w:bCs/>
+          <w:sz w:val="24"/>
+          <w:szCs w:val="24"/>
+        </w:rPr>
+        <w:t xml:space="preserve">2027</w:t>
       </w:r>
-    </w:p>
-    <w:p>
-      <w:pPr>
-        <w:pStyle w:val="PargrafodaLista"/>
-        <w:spacing w:line="285" w:lineRule="atLeast"/>
-        <w:ind w:left="0"/>
-        <w:rPr>
-          <w:rFonts w:ascii="Abel" w:hAnsi="Abel"/>
-          <w:sz w:val="24"/>
-          <w:szCs w:val="24"/>
-        </w:rPr>
-      </w:pPr>
       <w:r>
         <w:rPr>
           <w:rFonts w:ascii="Abel" w:hAnsi="Abel"/>
           <w:sz w:val="24"/>
           <w:szCs w:val="24"/>
         </w:rPr>
-        <w:t xml:space="preserve"/>
+        <w:t xml:space="preserve"> é de </w:t>
       </w:r>
-    </w:p>
-    <w:p>
-      <w:pPr>
-        <w:spacing w:line="285" w:lineRule="atLeast"/>
-        <w:rPr>
-          <w:rFonts w:ascii="Abel" w:hAnsi="Abel"/>
-          <w:sz w:val="24"/>
-          <w:szCs w:val="24"/>
-        </w:rPr>
-      </w:pPr>
       <w:r>
         <w:rPr>
           <w:rFonts w:ascii="Abel" w:hAnsi="Abel"/>
-          <w:sz w:val="24"/>
-          <w:szCs w:val="24"/>
-        </w:rPr>
-        <w:t xml:space="preserve"/>
+          <w:b/>
+          <w:bCs/>
+          <w:sz w:val="24"/>
+          <w:szCs w:val="24"/>
+        </w:rPr>
+        <w:t xml:space="preserve">R$ 126.294,54</w:t>
       </w:r>
-    </w:p>
-    <w:p>
-      <w:pPr>
-        <w:pStyle w:val="PargrafodaLista"/>
-        <w:spacing w:line="285" w:lineRule="atLeast"/>
-        <w:ind w:left="0"/>
-        <w:rPr>
-          <w:rFonts w:ascii="Abel" w:hAnsi="Abel"/>
-          <w:sz w:val="24"/>
-          <w:szCs w:val="24"/>
-        </w:rPr>
-      </w:pPr>
-    </w:p>
-    <w:p>
-      <w:pPr>
-        <w:pStyle w:val="PargrafodaLista"/>
-        <w:spacing w:line="285" w:lineRule="atLeast"/>
-        <w:ind w:left="0"/>
-        <w:rPr>
-          <w:rFonts w:ascii="Abel" w:hAnsi="Abel"/>
-          <w:sz w:val="24"/>
-          <w:szCs w:val="24"/>
-        </w:rPr>
-      </w:pPr>
       <w:r>
         <w:rPr>
           <w:rFonts w:ascii="Abel" w:hAnsi="Abel"/>
           <w:sz w:val="24"/>
           <w:szCs w:val="24"/>
         </w:rPr>
-        <w:t xml:space="preserve"/>
+        <w:t xml:space="preserve"> </w:t>
       </w:r>
-    </w:p>
-    <w:p>
-      <w:pPr>
-        <w:rPr>
-          <w:rFonts w:ascii="Abel" w:hAnsi="Abel"/>
-          <w:sz w:val="24"/>
-          <w:szCs w:val="24"/>
-        </w:rPr>
-      </w:pPr>
-    </w:p>
-    <w:p>
-      <w:pPr>
-        <w:rPr>
-          <w:rFonts w:ascii="Abel" w:hAnsi="Abel"/>
-          <w:sz w:val="24"/>
-          <w:szCs w:val="24"/>
-        </w:rPr>
-      </w:pPr>
-    </w:p>
-    <w:p>
-      <w:pPr>
-        <w:rPr>
-          <w:rFonts w:ascii="Abel" w:hAnsi="Abel"/>
-          <w:sz w:val="24"/>
-          <w:szCs w:val="24"/>
-        </w:rPr>
-      </w:pPr>
-    </w:p>
-    <w:p>
-      <w:pPr>
-        <w:rPr>
-          <w:rFonts w:ascii="Abel" w:hAnsi="Abel"/>
-          <w:sz w:val="24"/>
-          <w:szCs w:val="24"/>
-        </w:rPr>
-      </w:pPr>
-    </w:p>
-    <w:p>
-      <w:pPr>
-        <w:rPr>
-          <w:rFonts w:ascii="Abel" w:hAnsi="Abel"/>
-          <w:sz w:val="24"/>
-          <w:szCs w:val="24"/>
-        </w:rPr>
-      </w:pPr>
-    </w:p>
-    <w:p>
-      <w:pPr>
-        <w:rPr>
-          <w:rFonts w:ascii="Abel" w:hAnsi="Abel"/>
-          <w:sz w:val="24"/>
-          <w:szCs w:val="24"/>
-        </w:rPr>
-      </w:pPr>
-    </w:p>
-    <w:p>
-      <w:pPr>
-        <w:rPr>
-          <w:rFonts w:ascii="Abel" w:hAnsi="Abel"/>
-          <w:sz w:val="24"/>
-          <w:szCs w:val="24"/>
-        </w:rPr>
-      </w:pPr>
-    </w:p>
-    <w:p>
-      <w:pPr>
-        <w:rPr>
-          <w:rFonts w:ascii="Abel" w:hAnsi="Abel"/>
-          <w:sz w:val="24"/>
-          <w:szCs w:val="24"/>
-        </w:rPr>
-      </w:pPr>
-    </w:p>
-    <w:p>
-      <w:pPr>
-        <w:rPr>
-          <w:rFonts w:ascii="Abel" w:hAnsi="Abel"/>
-          <w:sz w:val="24"/>
-          <w:szCs w:val="24"/>
-        </w:rPr>
-      </w:pPr>
-    </w:p>
-    <w:p>
-      <w:pPr>
-        <w:rPr>
-          <w:rFonts w:ascii="Abel" w:hAnsi="Abel"/>
-          <w:sz w:val="24"/>
-          <w:szCs w:val="24"/>
-        </w:rPr>
-      </w:pPr>
-    </w:p>
-    <w:p>
-      <w:pPr>
-        <w:rPr>
-          <w:rFonts w:ascii="Abel" w:hAnsi="Abel"/>
-          <w:sz w:val="24"/>
-          <w:szCs w:val="24"/>
-        </w:rPr>
-      </w:pPr>
-    </w:p>
-    <w:p>
-      <w:pPr>
-        <w:rPr>
-          <w:rFonts w:ascii="Abel" w:hAnsi="Abel"/>
-          <w:sz w:val="24"/>
-          <w:szCs w:val="24"/>
-        </w:rPr>
-      </w:pPr>
-    </w:p>
-    <w:p>
-      <w:pPr>
-        <w:pStyle w:val="PargrafodaLista"/>
-        <w:spacing w:line="285" w:lineRule="atLeast"/>
-        <w:ind w:left="1065"/>
-        <w:rPr>
-          <w:rFonts w:ascii="Abel" w:hAnsi="Abel"/>
-          <w:sz w:val="24"/>
-          <w:szCs w:val="24"/>
-        </w:rPr>
-      </w:pPr>
-    </w:p>
-    <w:p>
-      <w:pPr>
-        <w:pStyle w:val="PargrafodaLista"/>
-        <w:spacing w:line="285" w:lineRule="atLeast"/>
-        <w:ind w:left="1065"/>
-      </w:pPr>
-    </w:p>
-    <w:p>
-      <w:pPr>
-        <w:pStyle w:val="PargrafodaLista"/>
-        <w:spacing w:line="285" w:lineRule="atLeast"/>
-        <w:ind w:left="0"/>
+      <w:r>
+        <w:rPr>
+          <w:rFonts w:ascii="Abel" w:hAnsi="Abel"/>
+          <w:sz w:val="24"/>
+          <w:szCs w:val="24"/>
+        </w:rPr>
+        <w:t>Incluso no valor todos os custos referentes honorários de funcionários e prestadores de serviços, impostos fiscais devidos que deverão ser recolhidos pela JA Promoções e Eventos, arcando inclusive com as eventuais sanções legais oriundas do não cumprimento dessas obrigações.</w:t>
+      </w:r>
+    </w:p>
+    <w:p>
+      <w:pPr>
+        <w:rPr>
+          <w:rFonts w:ascii="Abel" w:hAnsi="Abel"/>
+          <w:sz w:val="24"/>
+          <w:szCs w:val="24"/>
+        </w:rPr>
+      </w:pPr>
+      <w:r>
+        <w:rPr>
+          <w:rFonts w:ascii="Abel" w:hAnsi="Abel"/>
+          <w:sz w:val="24"/>
+          <w:szCs w:val="24"/>
+        </w:rPr>
+        <w:tab/>
+      </w:r>
+    </w:p>
+    <w:p>
+      <w:pPr>
         <w:rPr>
           <w:rFonts w:ascii="Abel" w:hAnsi="Abel"/>
           <w:b/>
@@ -1654,8 +1609,7 @@
           <w:sz w:val="24"/>
           <w:szCs w:val="24"/>
         </w:rPr>
-        <w:lastRenderedPageBreak/>
-        <w:t xml:space="preserve">INVESTIMENTO </w:t>
+        <w:t xml:space="preserve">Forma de pagamento</w:t>
       </w:r>
     </w:p>
     <w:p>
@@ -1676,80 +1630,86 @@
           <w:sz w:val="24"/>
           <w:szCs w:val="24"/>
         </w:rPr>
-        <w:t xml:space="preserve">O valor para a execução desta proposta para </w:t>
+        <w:t xml:space="preserve"> </w:t>
+      </w:r>
+      <w:proofErr w:type="gramStart"/>
+      <w:r>
+        <w:rPr>
+          <w:rFonts w:ascii="Abel" w:hAnsi="Abel"/>
+          <w:sz w:val="24"/>
+          <w:szCs w:val="24"/>
+        </w:rPr>
+        <w:t xml:space="preserve"/>
+      </w:r>
+    </w:p>
+    <w:p>
+      <w:pPr>
+        <w:pStyle w:val="PargrafodaLista"/>
+        <w:spacing w:line="285" w:lineRule="atLeast"/>
+        <w:ind w:left="1065"/>
+        <w:jc w:val="both"/>
+        <w:rPr>
+          <w:rFonts w:ascii="Abel" w:hAnsi="Abel"/>
+          <w:sz w:val="24"/>
+          <w:szCs w:val="24"/>
+        </w:rPr>
+      </w:pPr>
+    </w:p>
+    <w:p>
+      <w:pPr>
+        <w:pStyle w:val="PargrafodaLista"/>
+        <w:spacing w:line="285" w:lineRule="atLeast"/>
+        <w:ind w:left="1065"/>
+        <w:jc w:val="center"/>
+        <w:rPr>
+          <w:rFonts w:ascii="Abel" w:hAnsi="Abel"/>
+        </w:rPr>
+      </w:pPr>
+      <w:r>
+        <w:rPr>
+          <w:rFonts w:ascii="Abel" w:hAnsi="Abel"/>
+        </w:rPr>
+        <w:t>*Prazos de pagamento sujeitos a alteração conforme necessidade e acordo.</w:t>
       </w:r>
       <w:r>
         <w:rPr>
           <w:rFonts w:ascii="Abel" w:hAnsi="Abel"/>
-          <w:b/>
-          <w:bCs/>
-          <w:sz w:val="24"/>
-          <w:szCs w:val="24"/>
-        </w:rPr>
-        <w:t xml:space="preserve">2027</w:t>
+        </w:rPr>
+        <w:br/>
       </w:r>
-      <w:r>
-        <w:rPr>
-          <w:rFonts w:ascii="Abel" w:hAnsi="Abel"/>
-          <w:sz w:val="24"/>
-          <w:szCs w:val="24"/>
-        </w:rPr>
-        <w:t xml:space="preserve"> é de </w:t>
-      </w:r>
-      <w:r>
-        <w:rPr>
-          <w:rFonts w:ascii="Abel" w:hAnsi="Abel"/>
-          <w:b/>
-          <w:bCs/>
-          <w:sz w:val="24"/>
-          <w:szCs w:val="24"/>
-        </w:rPr>
-        <w:t xml:space="preserve">R$ 144.385,36</w:t>
-      </w:r>
-      <w:r>
-        <w:rPr>
-          <w:rFonts w:ascii="Abel" w:hAnsi="Abel"/>
-          <w:sz w:val="24"/>
-          <w:szCs w:val="24"/>
-        </w:rPr>
-        <w:t xml:space="preserve"> </w:t>
-      </w:r>
-      <w:r>
-        <w:rPr>
-          <w:rFonts w:ascii="Abel" w:hAnsi="Abel"/>
-          <w:sz w:val="24"/>
-          <w:szCs w:val="24"/>
-        </w:rPr>
-        <w:t>Incluso no valor todos os custos referentes honorários de funcionários e prestadores de serviços, impostos fiscais devidos que deverão ser recolhidos pela JA Promoções e Eventos, arcando inclusive com as eventuais sanções legais oriundas do não cumprimento dessas obrigações.</w:t>
-      </w:r>
-    </w:p>
-    <w:p>
-      <w:pPr>
-        <w:rPr>
-          <w:rFonts w:ascii="Abel" w:hAnsi="Abel"/>
-          <w:sz w:val="24"/>
-          <w:szCs w:val="24"/>
-        </w:rPr>
-      </w:pPr>
-      <w:r>
-        <w:rPr>
-          <w:rFonts w:ascii="Abel" w:hAnsi="Abel"/>
-          <w:sz w:val="24"/>
-          <w:szCs w:val="24"/>
-        </w:rPr>
-        <w:tab/>
-      </w:r>
-    </w:p>
-    <w:p>
-      <w:pPr>
+    </w:p>
+    <w:p>
+      <w:pPr>
+        <w:spacing w:line="285" w:lineRule="atLeast"/>
+        <w:jc w:val="both"/>
+        <w:rPr>
+          <w:rFonts w:ascii="Abel" w:hAnsi="Abel"/>
+          <w:sz w:val="24"/>
+          <w:szCs w:val="24"/>
+        </w:rPr>
+      </w:pPr>
+    </w:p>
+    <w:p>
+      <w:pPr>
+        <w:spacing w:line="285" w:lineRule="atLeast"/>
+        <w:jc w:val="center"/>
+        <w:rPr>
+          <w:rFonts w:ascii="Abel" w:hAnsi="Abel"/>
+          <w:sz w:val="24"/>
+          <w:szCs w:val="24"/>
+        </w:rPr>
+      </w:pPr>
+    </w:p>
+    <w:p>
+      <w:pPr>
+        <w:spacing w:line="285" w:lineRule="atLeast"/>
+        <w:jc w:val="center"/>
         <w:rPr>
           <w:rFonts w:ascii="Abel" w:hAnsi="Abel"/>
           <w:b/>
           <w:bCs/>
           <w:i/>
           <w:iCs/>
-          <w:sz w:val="24"/>
-          <w:szCs w:val="24"/>
         </w:rPr>
       </w:pPr>
       <w:r>
@@ -1759,104 +1719,10 @@
           <w:bCs/>
           <w:i/>
           <w:iCs/>
-          <w:sz w:val="24"/>
-          <w:szCs w:val="24"/>
-        </w:rPr>
-        <w:t xml:space="preserve">Forma de pagamento</w:t>
-      </w:r>
-    </w:p>
-    <w:p>
-      <w:pPr>
-        <w:pStyle w:val="PargrafodaLista"/>
-        <w:spacing w:line="285" w:lineRule="atLeast"/>
-        <w:ind w:left="708"/>
-        <w:jc w:val="both"/>
-        <w:rPr>
-          <w:rFonts w:ascii="Abel" w:hAnsi="Abel"/>
-          <w:sz w:val="24"/>
-          <w:szCs w:val="24"/>
-        </w:rPr>
-      </w:pPr>
-      <w:r>
-        <w:rPr>
-          <w:rFonts w:ascii="Abel" w:hAnsi="Abel"/>
-          <w:sz w:val="24"/>
-          <w:szCs w:val="24"/>
-        </w:rPr>
-        <w:t xml:space="preserve"> </w:t>
-      </w:r>
-      <w:proofErr w:type="gramStart"/>
-      <w:r>
-        <w:rPr>
-          <w:rFonts w:ascii="Abel" w:hAnsi="Abel"/>
-          <w:sz w:val="24"/>
-          <w:szCs w:val="24"/>
-        </w:rPr>
-        <w:t xml:space="preserve"/>
-      </w:r>
-    </w:p>
-    <w:p>
-      <w:pPr>
-        <w:pStyle w:val="PargrafodaLista"/>
-        <w:spacing w:line="285" w:lineRule="atLeast"/>
-        <w:ind w:left="1065"/>
-        <w:jc w:val="both"/>
-        <w:rPr>
-          <w:rFonts w:ascii="Abel" w:hAnsi="Abel"/>
-          <w:sz w:val="24"/>
-          <w:szCs w:val="24"/>
-        </w:rPr>
-      </w:pPr>
-    </w:p>
-    <w:p>
-      <w:pPr>
-        <w:pStyle w:val="PargrafodaLista"/>
-        <w:spacing w:line="285" w:lineRule="atLeast"/>
-        <w:ind w:left="1065"/>
-        <w:jc w:val="center"/>
-        <w:rPr>
-          <w:rFonts w:ascii="Abel" w:hAnsi="Abel"/>
-        </w:rPr>
-      </w:pPr>
-      <w:r>
-        <w:rPr>
-          <w:rFonts w:ascii="Abel" w:hAnsi="Abel"/>
-        </w:rPr>
-        <w:t>*Prazos de pagamento sujeitos a alteração conforme necessidade e acordo.</w:t>
+        </w:rPr>
+        <w:t xml:space="preserve">São Paulo, </w:t>
       </w:r>
       <w:r>
-        <w:rPr>
-          <w:rFonts w:ascii="Abel" w:hAnsi="Abel"/>
-        </w:rPr>
-        <w:br/>
-      </w:r>
-    </w:p>
-    <w:p>
-      <w:pPr>
-        <w:spacing w:line="285" w:lineRule="atLeast"/>
-        <w:jc w:val="both"/>
-        <w:rPr>
-          <w:rFonts w:ascii="Abel" w:hAnsi="Abel"/>
-          <w:sz w:val="24"/>
-          <w:szCs w:val="24"/>
-        </w:rPr>
-      </w:pPr>
-    </w:p>
-    <w:p>
-      <w:pPr>
-        <w:spacing w:line="285" w:lineRule="atLeast"/>
-        <w:jc w:val="center"/>
-        <w:rPr>
-          <w:rFonts w:ascii="Abel" w:hAnsi="Abel"/>
-          <w:sz w:val="24"/>
-          <w:szCs w:val="24"/>
-        </w:rPr>
-      </w:pPr>
-    </w:p>
-    <w:p>
-      <w:pPr>
-        <w:spacing w:line="285" w:lineRule="atLeast"/>
-        <w:jc w:val="center"/>
         <w:rPr>
           <w:rFonts w:ascii="Abel" w:hAnsi="Abel"/>
           <w:b/>
@@ -1864,26 +1730,7 @@
           <w:i/>
           <w:iCs/>
         </w:rPr>
-      </w:pPr>
-      <w:r>
-        <w:rPr>
-          <w:rFonts w:ascii="Abel" w:hAnsi="Abel"/>
-          <w:b/>
-          <w:bCs/>
-          <w:i/>
-          <w:iCs/>
-        </w:rPr>
-        <w:t xml:space="preserve">São Paulo, </w:t>
-      </w:r>
-      <w:r>
-        <w:rPr>
-          <w:rFonts w:ascii="Abel" w:hAnsi="Abel"/>
-          <w:b/>
-          <w:bCs/>
-          <w:i/>
-          <w:iCs/>
-        </w:rPr>
-        <w:t xml:space="preserve">24/07/2026</w:t>
+        <w:t xml:space="preserve">27/07/2026</w:t>
       </w:r>
     </w:p>
     <w:p>
